--- a/treasury-platform/docs/30-readiness/word/DOC-S07-privacy-impact-assessment.docx
+++ b/treasury-platform/docs/30-readiness/word/DOC-S07-privacy-impact-assessment.docx
@@ -13058,7 +13058,7 @@
                 <w:szCs w:val="18"/>
                 <w:rtl/>
               </w:rPr>
-              <w:t xml:space="preserve">RLS وربط الجلسة و41 حالة عزل (T1 إلى T38 مع T8b وT16b وT16c، db/tests/tenant_isolation_tests.sql) يشغّلها tools/ci/db_ci.sh في حاوية التطوير؛ لم يعمل CI على GitHub بعد (O-02 (erd_open_items))</w:t>
+              <w:t xml:space="preserve">RLS وربط الجلسة و41 حالة عزل (T1 إلى T38 مع T8b وT16b وT16c، db/tests/tenant_isolation_tests.sql) يشغّلها tools/ci/db_ci.sh في حاوية التطوير وعلى GitHub منذ 2026-10-12 (O-02 (erd_open_items))</w:t>
             </w:r>
           </w:p>
         </w:tc>

--- a/treasury-platform/docs/30-readiness/word/DOC-S07-privacy-impact-assessment.docx
+++ b/treasury-platform/docs/30-readiness/word/DOC-S07-privacy-impact-assessment.docx
@@ -15385,11 +15385,11 @@
         </w:tblBorders>
       </w:tblPr>
       <w:tblGrid>
-        <w:gridCol w:w="1557"/>
-        <w:gridCol w:w="1903"/>
-        <w:gridCol w:w="1557"/>
-        <w:gridCol w:w="1384"/>
-        <w:gridCol w:w="3463"/>
+        <w:gridCol w:w="1455"/>
+        <w:gridCol w:w="1778"/>
+        <w:gridCol w:w="2102"/>
+        <w:gridCol w:w="1293"/>
+        <w:gridCol w:w="3236"/>
       </w:tblGrid>
       <w:tr>
         <w:trPr>
@@ -15398,7 +15398,7 @@
         </w:trPr>
         <w:tc>
           <w:tcPr>
-            <w:tcW w:type="dxa" w:w="1557"/>
+            <w:tcW w:type="dxa" w:w="1455"/>
             <w:tcBorders>
               <w:top w:val="single" w:color="BFC9D6" w:sz="4"/>
               <w:left w:val="single" w:color="BFC9D6" w:sz="4"/>
@@ -15436,7 +15436,7 @@
         </w:tc>
         <w:tc>
           <w:tcPr>
-            <w:tcW w:type="dxa" w:w="1903"/>
+            <w:tcW w:type="dxa" w:w="1778"/>
             <w:tcBorders>
               <w:top w:val="single" w:color="BFC9D6" w:sz="4"/>
               <w:left w:val="single" w:color="BFC9D6" w:sz="4"/>
@@ -15474,7 +15474,7 @@
         </w:tc>
         <w:tc>
           <w:tcPr>
-            <w:tcW w:type="dxa" w:w="1557"/>
+            <w:tcW w:type="dxa" w:w="2102"/>
             <w:tcBorders>
               <w:top w:val="single" w:color="BFC9D6" w:sz="4"/>
               <w:left w:val="single" w:color="BFC9D6" w:sz="4"/>
@@ -15512,7 +15512,7 @@
         </w:tc>
         <w:tc>
           <w:tcPr>
-            <w:tcW w:type="dxa" w:w="1384"/>
+            <w:tcW w:type="dxa" w:w="1293"/>
             <w:tcBorders>
               <w:top w:val="single" w:color="BFC9D6" w:sz="4"/>
               <w:left w:val="single" w:color="BFC9D6" w:sz="4"/>
@@ -15550,7 +15550,7 @@
         </w:tc>
         <w:tc>
           <w:tcPr>
-            <w:tcW w:type="dxa" w:w="3463"/>
+            <w:tcW w:type="dxa" w:w="3236"/>
             <w:tcBorders>
               <w:top w:val="single" w:color="BFC9D6" w:sz="4"/>
               <w:left w:val="single" w:color="BFC9D6" w:sz="4"/>
@@ -15593,7 +15593,7 @@
         </w:trPr>
         <w:tc>
           <w:tcPr>
-            <w:tcW w:type="dxa" w:w="1557"/>
+            <w:tcW w:type="dxa" w:w="1455"/>
             <w:tcBorders>
               <w:top w:val="single" w:color="BFC9D6" w:sz="4"/>
               <w:left w:val="single" w:color="BFC9D6" w:sz="4"/>
@@ -15629,7 +15629,7 @@
         </w:tc>
         <w:tc>
           <w:tcPr>
-            <w:tcW w:type="dxa" w:w="1903"/>
+            <w:tcW w:type="dxa" w:w="1778"/>
             <w:tcBorders>
               <w:top w:val="single" w:color="BFC9D6" w:sz="4"/>
               <w:left w:val="single" w:color="BFC9D6" w:sz="4"/>
@@ -15665,43 +15665,52 @@
         </w:tc>
         <w:tc>
           <w:tcPr>
-            <w:tcW w:type="dxa" w:w="1557"/>
-            <w:tcBorders>
-              <w:top w:val="single" w:color="BFC9D6" w:sz="4"/>
-              <w:left w:val="single" w:color="BFC9D6" w:sz="4"/>
-              <w:bottom w:val="single" w:color="BFC9D6" w:sz="4"/>
-              <w:right w:val="single" w:color="BFC9D6" w:sz="4"/>
-            </w:tcBorders>
-            <w:tcMar>
-              <w:top w:type="dxa" w:w="50"/>
-              <w:left w:type="dxa" w:w="90"/>
-              <w:bottom w:type="dxa" w:w="50"/>
-              <w:right w:type="dxa" w:w="90"/>
-            </w:tcMar>
-            <w:vAlign w:val="top"/>
-          </w:tcPr>
-          <w:p>
-            <w:pPr>
-              <w:keepNext w:val="false"/>
-              <w:bidi/>
-              <w:spacing w:after="30" w:before="30" w:line="264"/>
-            </w:pPr>
-            <w:r>
-              <w:rPr>
-                <w:rFonts w:ascii="Arial" w:cs="Arial" w:eastAsia="Arial" w:hAnsi="Arial"/>
-                <w:b w:val="false"/>
-                <w:bCs w:val="false"/>
-                <w:sz w:val="18"/>
-                <w:szCs w:val="18"/>
-                <w:rtl/>
-              </w:rPr>
-              <w:t xml:space="preserve">تُختار بعد رأي قانوني لكل دولة مستهدفة</w:t>
-            </w:r>
-          </w:p>
-        </w:tc>
-        <w:tc>
-          <w:tcPr>
-            <w:tcW w:type="dxa" w:w="1384"/>
+            <w:tcW w:type="dxa" w:w="2102"/>
+            <w:tcBorders>
+              <w:top w:val="single" w:color="BFC9D6" w:sz="4"/>
+              <w:left w:val="single" w:color="BFC9D6" w:sz="4"/>
+              <w:bottom w:val="single" w:color="BFC9D6" w:sz="4"/>
+              <w:right w:val="single" w:color="BFC9D6" w:sz="4"/>
+            </w:tcBorders>
+            <w:tcMar>
+              <w:top w:type="dxa" w:w="50"/>
+              <w:left w:type="dxa" w:w="90"/>
+              <w:bottom w:type="dxa" w:w="50"/>
+              <w:right w:type="dxa" w:w="90"/>
+            </w:tcMar>
+            <w:vAlign w:val="top"/>
+          </w:tcPr>
+          <w:p>
+            <w:pPr>
+              <w:keepNext w:val="false"/>
+              <w:bidi/>
+              <w:spacing w:after="30" w:before="30" w:line="264"/>
+            </w:pPr>
+            <w:r>
+              <w:rPr>
+                <w:rFonts w:ascii="Segoe UI Emoji" w:cs="Segoe UI Emoji" w:eastAsia="Segoe UI Emoji" w:hAnsi="Segoe UI Emoji"/>
+                <w:sz w:val="18"/>
+                <w:szCs w:val="18"/>
+                <w:rtl/>
+              </w:rPr>
+              <w:t xml:space="preserve">✅</w:t>
+            </w:r>
+            <w:r>
+              <w:rPr>
+                <w:rFonts w:ascii="Arial" w:cs="Arial" w:eastAsia="Arial" w:hAnsi="Arial"/>
+                <w:b w:val="false"/>
+                <w:bCs w:val="false"/>
+                <w:sz w:val="18"/>
+                <w:szCs w:val="18"/>
+                <w:rtl/>
+              </w:rPr>
+              <w:t xml:space="preserve"> معتمد من المالك (2026-10-12): تُختار بعد رأي قانوني لكل دولة مستهدفة</w:t>
+            </w:r>
+          </w:p>
+        </w:tc>
+        <w:tc>
+          <w:tcPr>
+            <w:tcW w:type="dxa" w:w="1293"/>
             <w:tcBorders>
               <w:top w:val="single" w:color="BFC9D6" w:sz="4"/>
               <w:left w:val="single" w:color="BFC9D6" w:sz="4"/>
@@ -15737,7 +15746,7 @@
         </w:tc>
         <w:tc>
           <w:tcPr>
-            <w:tcW w:type="dxa" w:w="3463"/>
+            <w:tcW w:type="dxa" w:w="3236"/>
             <w:tcBorders>
               <w:top w:val="single" w:color="BFC9D6" w:sz="4"/>
               <w:left w:val="single" w:color="BFC9D6" w:sz="4"/>
@@ -15778,7 +15787,7 @@
         </w:trPr>
         <w:tc>
           <w:tcPr>
-            <w:tcW w:type="dxa" w:w="1557"/>
+            <w:tcW w:type="dxa" w:w="1455"/>
             <w:tcBorders>
               <w:top w:val="single" w:color="BFC9D6" w:sz="4"/>
               <w:left w:val="single" w:color="BFC9D6" w:sz="4"/>
@@ -15815,7 +15824,7 @@
         </w:tc>
         <w:tc>
           <w:tcPr>
-            <w:tcW w:type="dxa" w:w="1903"/>
+            <w:tcW w:type="dxa" w:w="1778"/>
             <w:tcBorders>
               <w:top w:val="single" w:color="BFC9D6" w:sz="4"/>
               <w:left w:val="single" w:color="BFC9D6" w:sz="4"/>
@@ -15852,7 +15861,7 @@
         </w:tc>
         <w:tc>
           <w:tcPr>
-            <w:tcW w:type="dxa" w:w="1557"/>
+            <w:tcW w:type="dxa" w:w="2102"/>
             <w:tcBorders>
               <w:top w:val="single" w:color="BFC9D6" w:sz="4"/>
               <w:left w:val="single" w:color="BFC9D6" w:sz="4"/>
@@ -15876,20 +15885,29 @@
             </w:pPr>
             <w:r>
               <w:rPr>
-                <w:rFonts w:ascii="Arial" w:cs="Arial" w:eastAsia="Arial" w:hAnsi="Arial"/>
-                <w:b w:val="false"/>
-                <w:bCs w:val="false"/>
-                <w:sz w:val="18"/>
-                <w:szCs w:val="18"/>
-                <w:rtl/>
-              </w:rPr>
-              <w:t xml:space="preserve">الدولة نفسها أو دولة يقبلها الرأي القانوني</w:t>
-            </w:r>
-          </w:p>
-        </w:tc>
-        <w:tc>
-          <w:tcPr>
-            <w:tcW w:type="dxa" w:w="1384"/>
+                <w:rFonts w:ascii="Segoe UI Emoji" w:cs="Segoe UI Emoji" w:eastAsia="Segoe UI Emoji" w:hAnsi="Segoe UI Emoji"/>
+                <w:sz w:val="18"/>
+                <w:szCs w:val="18"/>
+                <w:rtl/>
+              </w:rPr>
+              <w:t xml:space="preserve">✅</w:t>
+            </w:r>
+            <w:r>
+              <w:rPr>
+                <w:rFonts w:ascii="Arial" w:cs="Arial" w:eastAsia="Arial" w:hAnsi="Arial"/>
+                <w:b w:val="false"/>
+                <w:bCs w:val="false"/>
+                <w:sz w:val="18"/>
+                <w:szCs w:val="18"/>
+                <w:rtl/>
+              </w:rPr>
+              <w:t xml:space="preserve"> معتمد من المالك (2026-10-12): الدولة نفسها أو دولة يقبلها الرأي القانوني</w:t>
+            </w:r>
+          </w:p>
+        </w:tc>
+        <w:tc>
+          <w:tcPr>
+            <w:tcW w:type="dxa" w:w="1293"/>
             <w:tcBorders>
               <w:top w:val="single" w:color="BFC9D6" w:sz="4"/>
               <w:left w:val="single" w:color="BFC9D6" w:sz="4"/>
@@ -15926,7 +15944,7 @@
         </w:tc>
         <w:tc>
           <w:tcPr>
-            <w:tcW w:type="dxa" w:w="3463"/>
+            <w:tcW w:type="dxa" w:w="3236"/>
             <w:tcBorders>
               <w:top w:val="single" w:color="BFC9D6" w:sz="4"/>
               <w:left w:val="single" w:color="BFC9D6" w:sz="4"/>
@@ -15968,7 +15986,7 @@
         </w:trPr>
         <w:tc>
           <w:tcPr>
-            <w:tcW w:type="dxa" w:w="1557"/>
+            <w:tcW w:type="dxa" w:w="1455"/>
             <w:tcBorders>
               <w:top w:val="single" w:color="BFC9D6" w:sz="4"/>
               <w:left w:val="single" w:color="BFC9D6" w:sz="4"/>
@@ -16004,7 +16022,7 @@
         </w:tc>
         <w:tc>
           <w:tcPr>
-            <w:tcW w:type="dxa" w:w="1903"/>
+            <w:tcW w:type="dxa" w:w="1778"/>
             <w:tcBorders>
               <w:top w:val="single" w:color="BFC9D6" w:sz="4"/>
               <w:left w:val="single" w:color="BFC9D6" w:sz="4"/>
@@ -16040,43 +16058,52 @@
         </w:tc>
         <w:tc>
           <w:tcPr>
-            <w:tcW w:type="dxa" w:w="1557"/>
-            <w:tcBorders>
-              <w:top w:val="single" w:color="BFC9D6" w:sz="4"/>
-              <w:left w:val="single" w:color="BFC9D6" w:sz="4"/>
-              <w:bottom w:val="single" w:color="BFC9D6" w:sz="4"/>
-              <w:right w:val="single" w:color="BFC9D6" w:sz="4"/>
-            </w:tcBorders>
-            <w:tcMar>
-              <w:top w:type="dxa" w:w="50"/>
-              <w:left w:type="dxa" w:w="90"/>
-              <w:bottom w:type="dxa" w:w="50"/>
-              <w:right w:type="dxa" w:w="90"/>
-            </w:tcMar>
-            <w:vAlign w:val="top"/>
-          </w:tcPr>
-          <w:p>
-            <w:pPr>
-              <w:keepNext w:val="false"/>
-              <w:bidi/>
-              <w:spacing w:after="30" w:before="30" w:line="264"/>
-            </w:pPr>
-            <w:r>
-              <w:rPr>
-                <w:rFonts w:ascii="Arial" w:cs="Arial" w:eastAsia="Arial" w:hAnsi="Arial"/>
-                <w:b w:val="false"/>
-                <w:bCs w:val="false"/>
-                <w:sz w:val="18"/>
-                <w:szCs w:val="18"/>
-                <w:rtl/>
-              </w:rPr>
-              <w:t xml:space="preserve">الافتراض في القسم 2، وملحق معالجة في عقد الاشتراك</w:t>
-            </w:r>
-          </w:p>
-        </w:tc>
-        <w:tc>
-          <w:tcPr>
-            <w:tcW w:type="dxa" w:w="1384"/>
+            <w:tcW w:type="dxa" w:w="2102"/>
+            <w:tcBorders>
+              <w:top w:val="single" w:color="BFC9D6" w:sz="4"/>
+              <w:left w:val="single" w:color="BFC9D6" w:sz="4"/>
+              <w:bottom w:val="single" w:color="BFC9D6" w:sz="4"/>
+              <w:right w:val="single" w:color="BFC9D6" w:sz="4"/>
+            </w:tcBorders>
+            <w:tcMar>
+              <w:top w:type="dxa" w:w="50"/>
+              <w:left w:type="dxa" w:w="90"/>
+              <w:bottom w:type="dxa" w:w="50"/>
+              <w:right w:type="dxa" w:w="90"/>
+            </w:tcMar>
+            <w:vAlign w:val="top"/>
+          </w:tcPr>
+          <w:p>
+            <w:pPr>
+              <w:keepNext w:val="false"/>
+              <w:bidi/>
+              <w:spacing w:after="30" w:before="30" w:line="264"/>
+            </w:pPr>
+            <w:r>
+              <w:rPr>
+                <w:rFonts w:ascii="Segoe UI Emoji" w:cs="Segoe UI Emoji" w:eastAsia="Segoe UI Emoji" w:hAnsi="Segoe UI Emoji"/>
+                <w:sz w:val="18"/>
+                <w:szCs w:val="18"/>
+                <w:rtl/>
+              </w:rPr>
+              <w:t xml:space="preserve">✅</w:t>
+            </w:r>
+            <w:r>
+              <w:rPr>
+                <w:rFonts w:ascii="Arial" w:cs="Arial" w:eastAsia="Arial" w:hAnsi="Arial"/>
+                <w:b w:val="false"/>
+                <w:bCs w:val="false"/>
+                <w:sz w:val="18"/>
+                <w:szCs w:val="18"/>
+                <w:rtl/>
+              </w:rPr>
+              <w:t xml:space="preserve"> معتمد من المالك (2026-10-12): الافتراض في القسم 2، وملحق معالجة في عقد الاشتراك</w:t>
+            </w:r>
+          </w:p>
+        </w:tc>
+        <w:tc>
+          <w:tcPr>
+            <w:tcW w:type="dxa" w:w="1293"/>
             <w:tcBorders>
               <w:top w:val="single" w:color="BFC9D6" w:sz="4"/>
               <w:left w:val="single" w:color="BFC9D6" w:sz="4"/>
@@ -16112,7 +16139,7 @@
         </w:tc>
         <w:tc>
           <w:tcPr>
-            <w:tcW w:type="dxa" w:w="3463"/>
+            <w:tcW w:type="dxa" w:w="3236"/>
             <w:tcBorders>
               <w:top w:val="single" w:color="BFC9D6" w:sz="4"/>
               <w:left w:val="single" w:color="BFC9D6" w:sz="4"/>
@@ -16153,7 +16180,7 @@
         </w:trPr>
         <w:tc>
           <w:tcPr>
-            <w:tcW w:type="dxa" w:w="1557"/>
+            <w:tcW w:type="dxa" w:w="1455"/>
             <w:tcBorders>
               <w:top w:val="single" w:color="BFC9D6" w:sz="4"/>
               <w:left w:val="single" w:color="BFC9D6" w:sz="4"/>
@@ -16190,7 +16217,7 @@
         </w:tc>
         <w:tc>
           <w:tcPr>
-            <w:tcW w:type="dxa" w:w="1903"/>
+            <w:tcW w:type="dxa" w:w="1778"/>
             <w:tcBorders>
               <w:top w:val="single" w:color="BFC9D6" w:sz="4"/>
               <w:left w:val="single" w:color="BFC9D6" w:sz="4"/>
@@ -16227,7 +16254,7 @@
         </w:tc>
         <w:tc>
           <w:tcPr>
-            <w:tcW w:type="dxa" w:w="1557"/>
+            <w:tcW w:type="dxa" w:w="2102"/>
             <w:tcBorders>
               <w:top w:val="single" w:color="BFC9D6" w:sz="4"/>
               <w:left w:val="single" w:color="BFC9D6" w:sz="4"/>
@@ -16264,7 +16291,7 @@
         </w:tc>
         <w:tc>
           <w:tcPr>
-            <w:tcW w:type="dxa" w:w="1384"/>
+            <w:tcW w:type="dxa" w:w="1293"/>
             <w:tcBorders>
               <w:top w:val="single" w:color="BFC9D6" w:sz="4"/>
               <w:left w:val="single" w:color="BFC9D6" w:sz="4"/>
@@ -16301,7 +16328,7 @@
         </w:tc>
         <w:tc>
           <w:tcPr>
-            <w:tcW w:type="dxa" w:w="3463"/>
+            <w:tcW w:type="dxa" w:w="3236"/>
             <w:tcBorders>
               <w:top w:val="single" w:color="BFC9D6" w:sz="4"/>
               <w:left w:val="single" w:color="BFC9D6" w:sz="4"/>
@@ -16343,7 +16370,7 @@
         </w:trPr>
         <w:tc>
           <w:tcPr>
-            <w:tcW w:type="dxa" w:w="1557"/>
+            <w:tcW w:type="dxa" w:w="1455"/>
             <w:tcBorders>
               <w:top w:val="single" w:color="BFC9D6" w:sz="4"/>
               <w:left w:val="single" w:color="BFC9D6" w:sz="4"/>
@@ -16379,7 +16406,7 @@
         </w:tc>
         <w:tc>
           <w:tcPr>
-            <w:tcW w:type="dxa" w:w="1903"/>
+            <w:tcW w:type="dxa" w:w="1778"/>
             <w:tcBorders>
               <w:top w:val="single" w:color="BFC9D6" w:sz="4"/>
               <w:left w:val="single" w:color="BFC9D6" w:sz="4"/>
@@ -16415,43 +16442,52 @@
         </w:tc>
         <w:tc>
           <w:tcPr>
-            <w:tcW w:type="dxa" w:w="1557"/>
-            <w:tcBorders>
-              <w:top w:val="single" w:color="BFC9D6" w:sz="4"/>
-              <w:left w:val="single" w:color="BFC9D6" w:sz="4"/>
-              <w:bottom w:val="single" w:color="BFC9D6" w:sz="4"/>
-              <w:right w:val="single" w:color="BFC9D6" w:sz="4"/>
-            </w:tcBorders>
-            <w:tcMar>
-              <w:top w:type="dxa" w:w="50"/>
-              <w:left w:type="dxa" w:w="90"/>
-              <w:bottom w:type="dxa" w:w="50"/>
-              <w:right w:type="dxa" w:w="90"/>
-            </w:tcMar>
-            <w:vAlign w:val="top"/>
-          </w:tcPr>
-          <w:p>
-            <w:pPr>
-              <w:keepNext w:val="false"/>
-              <w:bidi/>
-              <w:spacing w:after="30" w:before="30" w:line="264"/>
-            </w:pPr>
-            <w:r>
-              <w:rPr>
-                <w:rFonts w:ascii="Arial" w:cs="Arial" w:eastAsia="Arial" w:hAnsi="Arial"/>
-                <w:b w:val="false"/>
-                <w:bCs w:val="false"/>
-                <w:sz w:val="18"/>
-                <w:szCs w:val="18"/>
-                <w:rtl/>
-              </w:rPr>
-              <w:t xml:space="preserve">نعم في S1</w:t>
-            </w:r>
-          </w:p>
-        </w:tc>
-        <w:tc>
-          <w:tcPr>
-            <w:tcW w:type="dxa" w:w="1384"/>
+            <w:tcW w:type="dxa" w:w="2102"/>
+            <w:tcBorders>
+              <w:top w:val="single" w:color="BFC9D6" w:sz="4"/>
+              <w:left w:val="single" w:color="BFC9D6" w:sz="4"/>
+              <w:bottom w:val="single" w:color="BFC9D6" w:sz="4"/>
+              <w:right w:val="single" w:color="BFC9D6" w:sz="4"/>
+            </w:tcBorders>
+            <w:tcMar>
+              <w:top w:type="dxa" w:w="50"/>
+              <w:left w:type="dxa" w:w="90"/>
+              <w:bottom w:type="dxa" w:w="50"/>
+              <w:right w:type="dxa" w:w="90"/>
+            </w:tcMar>
+            <w:vAlign w:val="top"/>
+          </w:tcPr>
+          <w:p>
+            <w:pPr>
+              <w:keepNext w:val="false"/>
+              <w:bidi/>
+              <w:spacing w:after="30" w:before="30" w:line="264"/>
+            </w:pPr>
+            <w:r>
+              <w:rPr>
+                <w:rFonts w:ascii="Segoe UI Emoji" w:cs="Segoe UI Emoji" w:eastAsia="Segoe UI Emoji" w:hAnsi="Segoe UI Emoji"/>
+                <w:sz w:val="18"/>
+                <w:szCs w:val="18"/>
+                <w:rtl/>
+              </w:rPr>
+              <w:t xml:space="preserve">✅</w:t>
+            </w:r>
+            <w:r>
+              <w:rPr>
+                <w:rFonts w:ascii="Arial" w:cs="Arial" w:eastAsia="Arial" w:hAnsi="Arial"/>
+                <w:b w:val="false"/>
+                <w:bCs w:val="false"/>
+                <w:sz w:val="18"/>
+                <w:szCs w:val="18"/>
+                <w:rtl/>
+              </w:rPr>
+              <w:t xml:space="preserve"> معتمد من المالك (2026-10-12): نعم في S1</w:t>
+            </w:r>
+          </w:p>
+        </w:tc>
+        <w:tc>
+          <w:tcPr>
+            <w:tcW w:type="dxa" w:w="1293"/>
             <w:tcBorders>
               <w:top w:val="single" w:color="BFC9D6" w:sz="4"/>
               <w:left w:val="single" w:color="BFC9D6" w:sz="4"/>
@@ -16487,7 +16523,7 @@
         </w:tc>
         <w:tc>
           <w:tcPr>
-            <w:tcW w:type="dxa" w:w="3463"/>
+            <w:tcW w:type="dxa" w:w="3236"/>
             <w:tcBorders>
               <w:top w:val="single" w:color="BFC9D6" w:sz="4"/>
               <w:left w:val="single" w:color="BFC9D6" w:sz="4"/>
@@ -16528,7 +16564,7 @@
         </w:trPr>
         <w:tc>
           <w:tcPr>
-            <w:tcW w:type="dxa" w:w="1557"/>
+            <w:tcW w:type="dxa" w:w="1455"/>
             <w:tcBorders>
               <w:top w:val="single" w:color="BFC9D6" w:sz="4"/>
               <w:left w:val="single" w:color="BFC9D6" w:sz="4"/>
@@ -16565,7 +16601,7 @@
         </w:tc>
         <w:tc>
           <w:tcPr>
-            <w:tcW w:type="dxa" w:w="1903"/>
+            <w:tcW w:type="dxa" w:w="1778"/>
             <w:tcBorders>
               <w:top w:val="single" w:color="BFC9D6" w:sz="4"/>
               <w:left w:val="single" w:color="BFC9D6" w:sz="4"/>
@@ -16639,7 +16675,7 @@
         </w:tc>
         <w:tc>
           <w:tcPr>
-            <w:tcW w:type="dxa" w:w="1557"/>
+            <w:tcW w:type="dxa" w:w="2102"/>
             <w:tcBorders>
               <w:top w:val="single" w:color="BFC9D6" w:sz="4"/>
               <w:left w:val="single" w:color="BFC9D6" w:sz="4"/>
@@ -16676,7 +16712,7 @@
         </w:tc>
         <w:tc>
           <w:tcPr>
-            <w:tcW w:type="dxa" w:w="1384"/>
+            <w:tcW w:type="dxa" w:w="1293"/>
             <w:tcBorders>
               <w:top w:val="single" w:color="BFC9D6" w:sz="4"/>
               <w:left w:val="single" w:color="BFC9D6" w:sz="4"/>
@@ -16713,7 +16749,7 @@
         </w:tc>
         <w:tc>
           <w:tcPr>
-            <w:tcW w:type="dxa" w:w="3463"/>
+            <w:tcW w:type="dxa" w:w="3236"/>
             <w:tcBorders>
               <w:top w:val="single" w:color="BFC9D6" w:sz="4"/>
               <w:left w:val="single" w:color="BFC9D6" w:sz="4"/>
@@ -16755,7 +16791,7 @@
         </w:trPr>
         <w:tc>
           <w:tcPr>
-            <w:tcW w:type="dxa" w:w="1557"/>
+            <w:tcW w:type="dxa" w:w="1455"/>
             <w:tcBorders>
               <w:top w:val="single" w:color="BFC9D6" w:sz="4"/>
               <w:left w:val="single" w:color="BFC9D6" w:sz="4"/>
@@ -16791,7 +16827,7 @@
         </w:tc>
         <w:tc>
           <w:tcPr>
-            <w:tcW w:type="dxa" w:w="1903"/>
+            <w:tcW w:type="dxa" w:w="1778"/>
             <w:tcBorders>
               <w:top w:val="single" w:color="BFC9D6" w:sz="4"/>
               <w:left w:val="single" w:color="BFC9D6" w:sz="4"/>
@@ -16827,43 +16863,52 @@
         </w:tc>
         <w:tc>
           <w:tcPr>
-            <w:tcW w:type="dxa" w:w="1557"/>
-            <w:tcBorders>
-              <w:top w:val="single" w:color="BFC9D6" w:sz="4"/>
-              <w:left w:val="single" w:color="BFC9D6" w:sz="4"/>
-              <w:bottom w:val="single" w:color="BFC9D6" w:sz="4"/>
-              <w:right w:val="single" w:color="BFC9D6" w:sz="4"/>
-            </w:tcBorders>
-            <w:tcMar>
-              <w:top w:type="dxa" w:w="50"/>
-              <w:left w:type="dxa" w:w="90"/>
-              <w:bottom w:type="dxa" w:w="50"/>
-              <w:right w:type="dxa" w:w="90"/>
-            </w:tcMar>
-            <w:vAlign w:val="top"/>
-          </w:tcPr>
-          <w:p>
-            <w:pPr>
-              <w:keepNext w:val="false"/>
-              <w:bidi/>
-              <w:spacing w:after="30" w:before="30" w:line="264"/>
-            </w:pPr>
-            <w:r>
-              <w:rPr>
-                <w:rFonts w:ascii="Arial" w:cs="Arial" w:eastAsia="Arial" w:hAnsi="Arial"/>
-                <w:b w:val="false"/>
-                <w:bCs w:val="false"/>
-                <w:sz w:val="18"/>
-                <w:szCs w:val="18"/>
-                <w:rtl/>
-              </w:rPr>
-              <w:t xml:space="preserve">حقل إلزامي عند التهيئة</w:t>
-            </w:r>
-          </w:p>
-        </w:tc>
-        <w:tc>
-          <w:tcPr>
-            <w:tcW w:type="dxa" w:w="1384"/>
+            <w:tcW w:type="dxa" w:w="2102"/>
+            <w:tcBorders>
+              <w:top w:val="single" w:color="BFC9D6" w:sz="4"/>
+              <w:left w:val="single" w:color="BFC9D6" w:sz="4"/>
+              <w:bottom w:val="single" w:color="BFC9D6" w:sz="4"/>
+              <w:right w:val="single" w:color="BFC9D6" w:sz="4"/>
+            </w:tcBorders>
+            <w:tcMar>
+              <w:top w:type="dxa" w:w="50"/>
+              <w:left w:type="dxa" w:w="90"/>
+              <w:bottom w:type="dxa" w:w="50"/>
+              <w:right w:type="dxa" w:w="90"/>
+            </w:tcMar>
+            <w:vAlign w:val="top"/>
+          </w:tcPr>
+          <w:p>
+            <w:pPr>
+              <w:keepNext w:val="false"/>
+              <w:bidi/>
+              <w:spacing w:after="30" w:before="30" w:line="264"/>
+            </w:pPr>
+            <w:r>
+              <w:rPr>
+                <w:rFonts w:ascii="Segoe UI Emoji" w:cs="Segoe UI Emoji" w:eastAsia="Segoe UI Emoji" w:hAnsi="Segoe UI Emoji"/>
+                <w:sz w:val="18"/>
+                <w:szCs w:val="18"/>
+                <w:rtl/>
+              </w:rPr>
+              <w:t xml:space="preserve">✅</w:t>
+            </w:r>
+            <w:r>
+              <w:rPr>
+                <w:rFonts w:ascii="Arial" w:cs="Arial" w:eastAsia="Arial" w:hAnsi="Arial"/>
+                <w:b w:val="false"/>
+                <w:bCs w:val="false"/>
+                <w:sz w:val="18"/>
+                <w:szCs w:val="18"/>
+                <w:rtl/>
+              </w:rPr>
+              <w:t xml:space="preserve"> معتمد من المالك (2026-10-12): حقل إلزامي عند التهيئة</w:t>
+            </w:r>
+          </w:p>
+        </w:tc>
+        <w:tc>
+          <w:tcPr>
+            <w:tcW w:type="dxa" w:w="1293"/>
             <w:tcBorders>
               <w:top w:val="single" w:color="BFC9D6" w:sz="4"/>
               <w:left w:val="single" w:color="BFC9D6" w:sz="4"/>
@@ -16899,7 +16944,7 @@
         </w:tc>
         <w:tc>
           <w:tcPr>
-            <w:tcW w:type="dxa" w:w="3463"/>
+            <w:tcW w:type="dxa" w:w="3236"/>
             <w:tcBorders>
               <w:top w:val="single" w:color="BFC9D6" w:sz="4"/>
               <w:left w:val="single" w:color="BFC9D6" w:sz="4"/>
@@ -16940,7 +16985,7 @@
         </w:trPr>
         <w:tc>
           <w:tcPr>
-            <w:tcW w:type="dxa" w:w="1557"/>
+            <w:tcW w:type="dxa" w:w="1455"/>
             <w:tcBorders>
               <w:top w:val="single" w:color="BFC9D6" w:sz="4"/>
               <w:left w:val="single" w:color="BFC9D6" w:sz="4"/>
@@ -16977,7 +17022,7 @@
         </w:tc>
         <w:tc>
           <w:tcPr>
-            <w:tcW w:type="dxa" w:w="1903"/>
+            <w:tcW w:type="dxa" w:w="1778"/>
             <w:tcBorders>
               <w:top w:val="single" w:color="BFC9D6" w:sz="4"/>
               <w:left w:val="single" w:color="BFC9D6" w:sz="4"/>
@@ -17014,7 +17059,7 @@
         </w:tc>
         <w:tc>
           <w:tcPr>
-            <w:tcW w:type="dxa" w:w="1557"/>
+            <w:tcW w:type="dxa" w:w="2102"/>
             <w:tcBorders>
               <w:top w:val="single" w:color="BFC9D6" w:sz="4"/>
               <w:left w:val="single" w:color="BFC9D6" w:sz="4"/>
@@ -17038,20 +17083,29 @@
             </w:pPr>
             <w:r>
               <w:rPr>
-                <w:rFonts w:ascii="Arial" w:cs="Arial" w:eastAsia="Arial" w:hAnsi="Arial"/>
-                <w:b w:val="false"/>
-                <w:bCs w:val="false"/>
-                <w:sz w:val="18"/>
-                <w:szCs w:val="18"/>
-                <w:rtl/>
-              </w:rPr>
-              <w:t xml:space="preserve">عمود الاحتفاظ في القسم 4</w:t>
-            </w:r>
-          </w:p>
-        </w:tc>
-        <w:tc>
-          <w:tcPr>
-            <w:tcW w:type="dxa" w:w="1384"/>
+                <w:rFonts w:ascii="Segoe UI Emoji" w:cs="Segoe UI Emoji" w:eastAsia="Segoe UI Emoji" w:hAnsi="Segoe UI Emoji"/>
+                <w:sz w:val="18"/>
+                <w:szCs w:val="18"/>
+                <w:rtl/>
+              </w:rPr>
+              <w:t xml:space="preserve">✅</w:t>
+            </w:r>
+            <w:r>
+              <w:rPr>
+                <w:rFonts w:ascii="Arial" w:cs="Arial" w:eastAsia="Arial" w:hAnsi="Arial"/>
+                <w:b w:val="false"/>
+                <w:bCs w:val="false"/>
+                <w:sz w:val="18"/>
+                <w:szCs w:val="18"/>
+                <w:rtl/>
+              </w:rPr>
+              <w:t xml:space="preserve"> معتمد من المالك (2026-10-12): عمود الاحتفاظ في القسم 4</w:t>
+            </w:r>
+          </w:p>
+        </w:tc>
+        <w:tc>
+          <w:tcPr>
+            <w:tcW w:type="dxa" w:w="1293"/>
             <w:tcBorders>
               <w:top w:val="single" w:color="BFC9D6" w:sz="4"/>
               <w:left w:val="single" w:color="BFC9D6" w:sz="4"/>
@@ -17088,7 +17142,7 @@
         </w:tc>
         <w:tc>
           <w:tcPr>
-            <w:tcW w:type="dxa" w:w="3463"/>
+            <w:tcW w:type="dxa" w:w="3236"/>
             <w:tcBorders>
               <w:top w:val="single" w:color="BFC9D6" w:sz="4"/>
               <w:left w:val="single" w:color="BFC9D6" w:sz="4"/>
@@ -17130,7 +17184,7 @@
         </w:trPr>
         <w:tc>
           <w:tcPr>
-            <w:tcW w:type="dxa" w:w="1557"/>
+            <w:tcW w:type="dxa" w:w="1455"/>
             <w:tcBorders>
               <w:top w:val="single" w:color="BFC9D6" w:sz="4"/>
               <w:left w:val="single" w:color="BFC9D6" w:sz="4"/>
@@ -17166,7 +17220,7 @@
         </w:tc>
         <w:tc>
           <w:tcPr>
-            <w:tcW w:type="dxa" w:w="1903"/>
+            <w:tcW w:type="dxa" w:w="1778"/>
             <w:tcBorders>
               <w:top w:val="single" w:color="BFC9D6" w:sz="4"/>
               <w:left w:val="single" w:color="BFC9D6" w:sz="4"/>
@@ -17202,43 +17256,52 @@
         </w:tc>
         <w:tc>
           <w:tcPr>
-            <w:tcW w:type="dxa" w:w="1557"/>
-            <w:tcBorders>
-              <w:top w:val="single" w:color="BFC9D6" w:sz="4"/>
-              <w:left w:val="single" w:color="BFC9D6" w:sz="4"/>
-              <w:bottom w:val="single" w:color="BFC9D6" w:sz="4"/>
-              <w:right w:val="single" w:color="BFC9D6" w:sz="4"/>
-            </w:tcBorders>
-            <w:tcMar>
-              <w:top w:type="dxa" w:w="50"/>
-              <w:left w:type="dxa" w:w="90"/>
-              <w:bottom w:type="dxa" w:w="50"/>
-              <w:right w:type="dxa" w:w="90"/>
-            </w:tcMar>
-            <w:vAlign w:val="top"/>
-          </w:tcPr>
-          <w:p>
-            <w:pPr>
-              <w:keepNext w:val="false"/>
-              <w:bidi/>
-              <w:spacing w:after="30" w:before="30" w:line="264"/>
-            </w:pPr>
-            <w:r>
-              <w:rPr>
-                <w:rFonts w:ascii="Arial" w:cs="Arial" w:eastAsia="Arial" w:hAnsi="Arial"/>
-                <w:b w:val="false"/>
-                <w:bCs w:val="false"/>
-                <w:sz w:val="18"/>
-                <w:szCs w:val="18"/>
-                <w:rtl/>
-              </w:rPr>
-              <w:t xml:space="preserve">متطلب جديد في S1 أو S2</w:t>
-            </w:r>
-          </w:p>
-        </w:tc>
-        <w:tc>
-          <w:tcPr>
-            <w:tcW w:type="dxa" w:w="1384"/>
+            <w:tcW w:type="dxa" w:w="2102"/>
+            <w:tcBorders>
+              <w:top w:val="single" w:color="BFC9D6" w:sz="4"/>
+              <w:left w:val="single" w:color="BFC9D6" w:sz="4"/>
+              <w:bottom w:val="single" w:color="BFC9D6" w:sz="4"/>
+              <w:right w:val="single" w:color="BFC9D6" w:sz="4"/>
+            </w:tcBorders>
+            <w:tcMar>
+              <w:top w:type="dxa" w:w="50"/>
+              <w:left w:type="dxa" w:w="90"/>
+              <w:bottom w:type="dxa" w:w="50"/>
+              <w:right w:type="dxa" w:w="90"/>
+            </w:tcMar>
+            <w:vAlign w:val="top"/>
+          </w:tcPr>
+          <w:p>
+            <w:pPr>
+              <w:keepNext w:val="false"/>
+              <w:bidi/>
+              <w:spacing w:after="30" w:before="30" w:line="264"/>
+            </w:pPr>
+            <w:r>
+              <w:rPr>
+                <w:rFonts w:ascii="Segoe UI Emoji" w:cs="Segoe UI Emoji" w:eastAsia="Segoe UI Emoji" w:hAnsi="Segoe UI Emoji"/>
+                <w:sz w:val="18"/>
+                <w:szCs w:val="18"/>
+                <w:rtl/>
+              </w:rPr>
+              <w:t xml:space="preserve">✅</w:t>
+            </w:r>
+            <w:r>
+              <w:rPr>
+                <w:rFonts w:ascii="Arial" w:cs="Arial" w:eastAsia="Arial" w:hAnsi="Arial"/>
+                <w:b w:val="false"/>
+                <w:bCs w:val="false"/>
+                <w:sz w:val="18"/>
+                <w:szCs w:val="18"/>
+                <w:rtl/>
+              </w:rPr>
+              <w:t xml:space="preserve"> معتمد من المالك (2026-10-12): متطلب جديد في S1 أو S2</w:t>
+            </w:r>
+          </w:p>
+        </w:tc>
+        <w:tc>
+          <w:tcPr>
+            <w:tcW w:type="dxa" w:w="1293"/>
             <w:tcBorders>
               <w:top w:val="single" w:color="BFC9D6" w:sz="4"/>
               <w:left w:val="single" w:color="BFC9D6" w:sz="4"/>
@@ -17274,7 +17337,7 @@
         </w:tc>
         <w:tc>
           <w:tcPr>
-            <w:tcW w:type="dxa" w:w="3463"/>
+            <w:tcW w:type="dxa" w:w="3236"/>
             <w:tcBorders>
               <w:top w:val="single" w:color="BFC9D6" w:sz="4"/>
               <w:left w:val="single" w:color="BFC9D6" w:sz="4"/>
@@ -17315,7 +17378,7 @@
         </w:trPr>
         <w:tc>
           <w:tcPr>
-            <w:tcW w:type="dxa" w:w="1557"/>
+            <w:tcW w:type="dxa" w:w="1455"/>
             <w:tcBorders>
               <w:top w:val="single" w:color="BFC9D6" w:sz="4"/>
               <w:left w:val="single" w:color="BFC9D6" w:sz="4"/>
@@ -17352,7 +17415,7 @@
         </w:tc>
         <w:tc>
           <w:tcPr>
-            <w:tcW w:type="dxa" w:w="1903"/>
+            <w:tcW w:type="dxa" w:w="1778"/>
             <w:tcBorders>
               <w:top w:val="single" w:color="BFC9D6" w:sz="4"/>
               <w:left w:val="single" w:color="BFC9D6" w:sz="4"/>
@@ -17389,7 +17452,7 @@
         </w:tc>
         <w:tc>
           <w:tcPr>
-            <w:tcW w:type="dxa" w:w="1557"/>
+            <w:tcW w:type="dxa" w:w="2102"/>
             <w:tcBorders>
               <w:top w:val="single" w:color="BFC9D6" w:sz="4"/>
               <w:left w:val="single" w:color="BFC9D6" w:sz="4"/>
@@ -17426,7 +17489,7 @@
         </w:tc>
         <w:tc>
           <w:tcPr>
-            <w:tcW w:type="dxa" w:w="1384"/>
+            <w:tcW w:type="dxa" w:w="1293"/>
             <w:tcBorders>
               <w:top w:val="single" w:color="BFC9D6" w:sz="4"/>
               <w:left w:val="single" w:color="BFC9D6" w:sz="4"/>
@@ -17463,7 +17526,7 @@
         </w:tc>
         <w:tc>
           <w:tcPr>
-            <w:tcW w:type="dxa" w:w="3463"/>
+            <w:tcW w:type="dxa" w:w="3236"/>
             <w:tcBorders>
               <w:top w:val="single" w:color="BFC9D6" w:sz="4"/>
               <w:left w:val="single" w:color="BFC9D6" w:sz="4"/>
@@ -17505,7 +17568,7 @@
         </w:trPr>
         <w:tc>
           <w:tcPr>
-            <w:tcW w:type="dxa" w:w="1557"/>
+            <w:tcW w:type="dxa" w:w="1455"/>
             <w:tcBorders>
               <w:top w:val="single" w:color="BFC9D6" w:sz="4"/>
               <w:left w:val="single" w:color="BFC9D6" w:sz="4"/>
@@ -17541,7 +17604,7 @@
         </w:tc>
         <w:tc>
           <w:tcPr>
-            <w:tcW w:type="dxa" w:w="1903"/>
+            <w:tcW w:type="dxa" w:w="1778"/>
             <w:tcBorders>
               <w:top w:val="single" w:color="BFC9D6" w:sz="4"/>
               <w:left w:val="single" w:color="BFC9D6" w:sz="4"/>
@@ -17577,7 +17640,7 @@
         </w:tc>
         <w:tc>
           <w:tcPr>
-            <w:tcW w:type="dxa" w:w="1557"/>
+            <w:tcW w:type="dxa" w:w="2102"/>
             <w:tcBorders>
               <w:top w:val="single" w:color="BFC9D6" w:sz="4"/>
               <w:left w:val="single" w:color="BFC9D6" w:sz="4"/>
@@ -17613,7 +17676,7 @@
         </w:tc>
         <w:tc>
           <w:tcPr>
-            <w:tcW w:type="dxa" w:w="1384"/>
+            <w:tcW w:type="dxa" w:w="1293"/>
             <w:tcBorders>
               <w:top w:val="single" w:color="BFC9D6" w:sz="4"/>
               <w:left w:val="single" w:color="BFC9D6" w:sz="4"/>
@@ -17649,7 +17712,7 @@
         </w:tc>
         <w:tc>
           <w:tcPr>
-            <w:tcW w:type="dxa" w:w="3463"/>
+            <w:tcW w:type="dxa" w:w="3236"/>
             <w:tcBorders>
               <w:top w:val="single" w:color="BFC9D6" w:sz="4"/>
               <w:left w:val="single" w:color="BFC9D6" w:sz="4"/>
@@ -17690,7 +17753,7 @@
         </w:trPr>
         <w:tc>
           <w:tcPr>
-            <w:tcW w:type="dxa" w:w="1557"/>
+            <w:tcW w:type="dxa" w:w="1455"/>
             <w:tcBorders>
               <w:top w:val="single" w:color="BFC9D6" w:sz="4"/>
               <w:left w:val="single" w:color="BFC9D6" w:sz="4"/>
@@ -17727,7 +17790,7 @@
         </w:tc>
         <w:tc>
           <w:tcPr>
-            <w:tcW w:type="dxa" w:w="1903"/>
+            <w:tcW w:type="dxa" w:w="1778"/>
             <w:tcBorders>
               <w:top w:val="single" w:color="BFC9D6" w:sz="4"/>
               <w:left w:val="single" w:color="BFC9D6" w:sz="4"/>
@@ -17764,7 +17827,7 @@
         </w:tc>
         <w:tc>
           <w:tcPr>
-            <w:tcW w:type="dxa" w:w="1557"/>
+            <w:tcW w:type="dxa" w:w="2102"/>
             <w:tcBorders>
               <w:top w:val="single" w:color="BFC9D6" w:sz="4"/>
               <w:left w:val="single" w:color="BFC9D6" w:sz="4"/>
@@ -17801,7 +17864,7 @@
         </w:tc>
         <w:tc>
           <w:tcPr>
-            <w:tcW w:type="dxa" w:w="1384"/>
+            <w:tcW w:type="dxa" w:w="1293"/>
             <w:tcBorders>
               <w:top w:val="single" w:color="BFC9D6" w:sz="4"/>
               <w:left w:val="single" w:color="BFC9D6" w:sz="4"/>
@@ -17838,7 +17901,7 @@
         </w:tc>
         <w:tc>
           <w:tcPr>
-            <w:tcW w:type="dxa" w:w="3463"/>
+            <w:tcW w:type="dxa" w:w="3236"/>
             <w:tcBorders>
               <w:top w:val="single" w:color="BFC9D6" w:sz="4"/>
               <w:left w:val="single" w:color="BFC9D6" w:sz="4"/>
